--- a/example_articles/states/South Carolina/4.states_South Carolina_Other_publisher.docx
+++ b/example_articles/states/South Carolina/4.states_South Carolina_Other_publisher.docx
@@ -7,7 +7,7 @@
         <w:pStyle w:val="Heading1"/>
       </w:pPr>
       <w:r>
-        <w:t>Breaking the silence for blacks in GOP</w:t>
+        <w:t>HUCKABEE, MCCAIN IN CLOSE BATTLE IN FIRST GOP TEST IN SOUTH</w:t>
       </w:r>
     </w:p>
     <w:p>
@@ -17,17 +17,17 @@
     </w:p>
     <w:p>
       <w:r>
-        <w:t>Date: 2009-09-03</w:t>
+        <w:t>Date: 2008-01-20</w:t>
       </w:r>
     </w:p>
     <w:p>
       <w:r>
-        <w:t>Section: NEWS; Pg. 16</w:t>
+        <w:t>Section: NATIONAL; THE ROAD TO THE WHITE HOUSE \ SOUTH CAROLINA; Pg. A-1</w:t>
       </w:r>
     </w:p>
     <w:p>
       <w:r>
-        <w:t>Source file: Other publishers/Files (500) (16).DOCX</w:t>
+        <w:t>Source file: Other publishers/Files (500) (22).DOCX</w:t>
       </w:r>
     </w:p>
     <w:p>
@@ -49,35 +49,55 @@
     </w:p>
     <w:p>
       <w:r>
-        <w:t>COLUMBIA, S.C. — When people think of South Carolina, they think of ... I know, Comedy Central. Really, shouldn't Jon Stewart send South Carolinians a cut of his pay?</w:t>
+        <w:t>Sen. John McCain battled to a slim early lead over former Arkansas Gov. Mike Huckabee last night in South Carolina, in a contest that was a crucial prelude to the next stage of the GOP presidential race.</w:t>
         <w:br/>
-        <w:t>What people do not typically think of is black Republicans, a perception that could change soon if a young man named Marvin Rogers has his way. This 33-year-old, Spanish-speaking former aide to South Carolina Rep. Bob Inglis has a plan for the GOP: He wants to change its complexion.</w:t>
+        <w:t>With 36 percent of the vote reported, the former navy pilot had 35 percent. Mr. Huckabee was close behind with 30 percent, while former Sen. Fred Thompson and former Massachusetts Gov. Mitt Romney, the winner in Nevada earlier in the day, were in a tight race for third, each hovering around 15 percent.</w:t>
         <w:br/>
-        <w:t>Until 2008 when he ran unsuccessfully for the state House of Representatives, Rogers may have been better known in Latin America, where he was an itinerant preacher for several years, than in North America. "Unsuccessfully" in this case should be qualified. Rogers won 32 percent of the vote in a blue stronghold. Not bad.</w:t>
+        <w:t>Former Gov. David Beasley, a key Huckabee supporter, appeared in his election night headquarters shortly after the polls closed and urged the crowd not to be deterred by the early deficit. The initial returns, he said, were dominated by results from the Low Country, the coastal areas thought to be strength for Mr. McCain.</w:t>
         <w:br/>
-        <w:t>Rogers' story is, shall we say, unorthodox. Born in tiny Boiling Springs, S.C., he was raised by working-class parents with values rather than ideology. "So I was largely removed from the acrimony between the African-American race and the Republican Party."</w:t>
+        <w:t>Mr. Beasley said he was confident that Upstate counties, areas with the strongest concentrations of Mr. Huckabee's Evangelical Christian base had yet to be counted and would yet reverse the results.</w:t>
         <w:br/>
-        <w:t>Without preconceptions about where his race placed him politically, Rogers began to recognize that he was philosophically more aligned with Republicans than Democrats. But then a funny thing happened. When he began attending political meetings, he noticed, "Oh, my, I'm the only black guy here. What's up with that?"</w:t>
+        <w:t>A win would allow either of the contenders to claim to be the party's front-runner, yet the winner still couldn't be pretend to dominate a still unpredictable GOP race. The candidates now move on to Florida, which votes Jan. 29 and then to the unprecedented array of primaries competing for attention on Feb. 5.</w:t>
         <w:br/>
-        <w:t>That question led Rogers on a quest that has resulted in a book nearing completion, "Silence Is the Loudest Sound," in which he attempts to explain how the party of Lincoln lost its black soul.</w:t>
+        <w:t>As in 2000, Mr. McCain came here buoyed by a victory in New Hampshire's gateway primary. In contrast to that contest, however, Mr. McCain was able to campaign with the support of much of the state political establishment. As he barnstormed South Carolina over the last week, Sen. Lindsey Graham and Rep. Bobby Harrell, the speaker of the state House, served as his wingmen.</w:t>
         <w:br/>
-        <w:t>Rogers reached the conclusion that the chasm between the black community and the Republican Party is more emotional than philosophical. And, he says, that chasm is more a media template than reflective of reality.</w:t>
+        <w:t>In recent weeks Mr. Huckabee had been rebuffed twice in his quest for a sequel to his breakthrough in the Iowa caucuses. That win gave him little momentum in the New Hampshire contest five days later, where he placed third behind Mr. McCain and Mr. Romney. Michigan brought another third place.</w:t>
         <w:br/>
-        <w:t>The best explanation for what's gone wrong, he says, was articulated by Jack Kemp, who told him during an interview: "The Republican Party has had a great history with African-Americans and they turned away from it. The Democratic Party has had a terrible history, but they overcame it."</w:t>
+        <w:t>Campaigning here, the ordained Baptist minister set himself apart from other GOP contenders with populist rhetoric, stressing his own humble roots and arguing that the economy had failed to deliver for many member of the working class. Late in the race, the Southerner played the good-old-boy card, repeatedly observing that outsiders should not give South Carolinians advice on whether or not to officially display the Confederate battle flag.</w:t>
         <w:br/>
-        <w:t>Part of the turning away followed the Voting Rights Act of 1965 and Richard Nixon's "Southern strategy" that tried to harness votes by cultivating white resentment toward blacks. Rogers is no Pollyanna and recognizes this period for what it was — a "bruise" on the GOP. But he insists that Democrats use the Southern strategy when it suits them.</w:t>
+        <w:t>A victory for Mr. McCain would continue a remarkable resurgence for a campaign all but left for dead last summer. Mr. McCain entered the presidential race with the support of much of the nation's GOP establishment, including many of the officials and operatives that helped President Bush defeat him in a bruising campaign eight years ago. He was expected to be the dominant candidate in the GOP race, but his free-spending campaign bled cash and poll rating through the spring and early summer.</w:t>
         <w:br/>
-        <w:t>The biggest problem for today's Republican Party, he says, is tone-deafness, as manifested by conservative talk radio and TV. Rogers says he and most blacks can't listen to Rush Limbaugh because all they hear is anger.</w:t>
+        <w:t>After a cataclysmic staff shakeup in mid-summer, his vow to resurrect his campaign with retail campaigning in New Hampshire was seen by many analysts as a denial of political reality. But it worked, at least in the short term, as he overcame a huge spending imbalance to overtake former Mr. Romney.</w:t>
         <w:br/>
-        <w:t>Another reason the GOP limits itself among African-Americans, says Rogers, is that Republicans don't talk about issues that have currency in the black community — poverty, the challenges of single-parent homes, social justice, recidivism, black capitalism and crime. Studying Republican speeches through the decades was how Rogers came up with his book title. The way for Republicans to attract black voters is pretty simple, says Rogers: Show up and solve problems.</w:t>
+        <w:t>Mr. Romney could still compete for overall GOP bragging rights after his victory in Nevada's caucuses proved a sequel to his breakthrough in Michigan last Tuesday .</w:t>
         <w:br/>
-        <w:t>When he moved to Rock Hill, Rogers made his home in the inner city. When a local basketball team needed money for jerseys, Rogers helped them. When the team hit the court, their jerseys said, "York County GOP."</w:t>
+        <w:t>Mr. Romney remains perhaps the best funded of the Republican contenders. But his western triumph, even in a state with more delegates than South Carolina, was eclipsed by the more vigorously contested race here, at least for the moment.</w:t>
         <w:br/>
-        <w:t>"People don't care what (political affiliation) comes after your name," says Rogers. "They just want the jersey."</w:t>
+        <w:t>Mr. Romney was the only Republican with an extensive field organization in Nevada. With all of the major candidates, with the exception of former New York City Mayor Rudy Giuliani in mix here, this was the more closely watched competition.</w:t>
         <w:br/>
-        <w:t>With Rogers on the hustings, Democrats have cause for concern. He's telling African-Americans that they have rendered themselves politically impotent by voting monolithically. "If one party can count on our vote, then they can take us for granted. Predictability is suicidal."</w:t>
+        <w:t>The initial expectation for many analysts was that both nominations would be essentially settled after Feb. 5. If instead, however, the GOP race turns into a long slog where every delegate counts, Mr. Romney's Nevada bet may pay off.</w:t>
         <w:br/>
-        <w:t>Predictability would seem not to be a problem for a Spanish-speaking black Republican wonk who just might make South Carolina less of a joke.</w:t>
+        <w:t>Former Tennessee Sen. Fred Thompson had acknowledged that he needed to do well here to have a realistic chance of contending in the contests to come. His finish was likely to make it difficult for him to continue against a field in which all of the major contenders, except Mr. Giuliani, have posted wins somewhere.</w:t>
+        <w:br/>
+        <w:t>Mr. Thompson spoke to his supporters shortly after the polls closed. He thanked them, but gave little indication of his next step in the campaign.</w:t>
+        <w:br/>
+        <w:t>Exit polls, conducted for the major television networks and the Associated Press, showed that about a quarter of those who went to the polls here yesterday, were, like Mr. McCain, veterans. More than half described themselves as evangelical Christians, a constituency that was the core of Mr. Huckabee's breakthrough victory in Iowa. A strong plurality of the GOP voters, 40 percent, described the economy as the most important issue facing the country while about a quarter cited illegal immigration as most important.</w:t>
+        <w:br/>
+        <w:t>The weather was unseasonably cold throughout the day with rain through much of the state and rare snow in north and west.</w:t>
+        <w:br/>
+        <w:br/>
+        <w:t>Notes</w:t>
+        <w:br/>
+        <w:br/>
+        <w:t>Post-Gazette politics editor James O'Toole can be reached at jotoole@post-gazette.com or 412-263-1562.</w:t>
+        <w:br/>
+        <w:br/>
+        <w:t>Graphic</w:t>
+        <w:br/>
+        <w:br/>
+        <w:t xml:space="preserve"> </w:t>
+        <w:br/>
+        <w:t>PHOTO: Alex Brandon/Associated Press: Republican presidential hopeful former Arkansas Gov. Mike Huckabee and his wife Janet shake hands with voters at a polling place in Columbia, S.C., yesterday.</w:t>
       </w:r>
     </w:p>
     <w:sectPr>

--- a/example_articles/states/South Carolina/4.states_South Carolina_Other_publisher.docx
+++ b/example_articles/states/South Carolina/4.states_South Carolina_Other_publisher.docx
@@ -7,7 +7,7 @@
         <w:pStyle w:val="Heading1"/>
       </w:pPr>
       <w:r>
-        <w:t>HUCKABEE, MCCAIN IN CLOSE BATTLE IN FIRST GOP TEST IN SOUTH</w:t>
+        <w:t>Making room in their heart; Bala family opens home to Carolina couple whose child is being treated at CHOP.</w:t>
       </w:r>
     </w:p>
     <w:p>
@@ -17,22 +17,22 @@
     </w:p>
     <w:p>
       <w:r>
-        <w:t>Date: 2008-01-20</w:t>
+        <w:t>Date: 2019-04-07</w:t>
       </w:r>
     </w:p>
     <w:p>
       <w:r>
-        <w:t>Section: NATIONAL; THE ROAD TO THE WHITE HOUSE \ SOUTH CAROLINA; Pg. A-1</w:t>
+        <w:t>Section: THE UP SIDE; Pg. U1</w:t>
       </w:r>
     </w:p>
     <w:p>
       <w:r>
-        <w:t>Source file: Other publishers/Files (500) (22).DOCX</w:t>
+        <w:t>Source file: Other publishers/Files (500) (11).DOCX</w:t>
       </w:r>
     </w:p>
     <w:p>
       <w:r>
-        <w:t>Raw locations result, 'locations': ['South Carolina']</w:t>
+        <w:t>Raw locations result, 'locations': ['United States', 'South Carolina']</w:t>
       </w:r>
     </w:p>
     <w:p>
@@ -49,55 +49,81 @@
     </w:p>
     <w:p>
       <w:r>
-        <w:t>Sen. John McCain battled to a slim early lead over former Arkansas Gov. Mike Huckabee last night in South Carolina, in a contest that was a crucial prelude to the next stage of the GOP presidential race.</w:t>
+        <w:t>ABSTRACT</w:t>
         <w:br/>
-        <w:t>With 36 percent of the vote reported, the former navy pilot had 35 percent. Mr. Huckabee was close behind with 30 percent, while former Sen. Fred Thompson and former Massachusetts Gov. Mitt Romney, the winner in Nevada earlier in the day, were in a tight race for third, each hovering around 15 percent.</w:t>
+        <w:t>Bala family opens home to Carolina couple whose child is being treated at CHOP.</w:t>
         <w:br/>
-        <w:t>Former Gov. David Beasley, a key Huckabee supporter, appeared in his election night headquarters shortly after the polls closed and urged the crowd not to be deterred by the early deficit. The initial returns, he said, were dominated by results from the Low Country, the coastal areas thought to be strength for Mr. McCain.</w:t>
+        <w:t>The kitchen is radiant and welcoming, like the finished product at the end of a TV makeover show, when the contractor asks the homeowners how they like it, and all they can do is sputter: "Awesome!"</w:t>
         <w:br/>
-        <w:t>Mr. Beasley said he was confident that Upstate counties, areas with the strongest concentrations of Mr. Huckabee's Evangelical Christian base had yet to be counted and would yet reverse the results.</w:t>
+        <w:t>Presiding over the center island, nearly big enough to have its own flag and system of currency, are Page Talbott and Jim Gould, owners of the kitchen and the 7,500-square-foot Bala Cynwyd house around it.</w:t>
         <w:br/>
-        <w:t>A win would allow either of the contenders to claim to be the party's front-runner, yet the winner still couldn't be pretend to dominate a still unpredictable GOP race. The candidates now move on to Florida, which votes Jan. 29 and then to the unprecedented array of primaries competing for attention on Feb. 5.</w:t>
+        <w:t>Page and Jim are kind - unconditionally, beyond-mere-decency kind.</w:t>
         <w:br/>
-        <w:t>As in 2000, Mr. McCain came here buoyed by a victory in New Hampshire's gateway primary. In contrast to that contest, however, Mr. McCain was able to campaign with the support of much of the state political establishment. As he barnstormed South Carolina over the last week, Sen. Lindsey Graham and Rep. Bobby Harrell, the speaker of the state House, served as his wingmen.</w:t>
+        <w:t>What they do with all that goodwill and that big house is host people from distant places whose loved ones are hospitalized in Philadelphia. For 16 years, they've been part of Hosts For Hospitals, the local nonprofit that matches residents with out-of-town families that are enduring the worst days of their lives.</w:t>
         <w:br/>
-        <w:t>In recent weeks Mr. Huckabee had been rebuffed twice in his quest for a sequel to his breakthrough in the Iowa caucuses. That win gave him little momentum in the New Hampshire contest five days later, where he placed third behind Mr. McCain and Mr. Romney. Michigan brought another third place.</w:t>
+        <w:t>It's not for money; host families aren't paid. Page and Jim, who've raised four children, have hosted 30 families over the years, because ... "Well, it's hard to explain," said Jim, 72, a retired banker. "Any host family will say we get more out of it than the patient family."</w:t>
         <w:br/>
-        <w:t>Campaigning here, the ordained Baptist minister set himself apart from other GOP contenders with populist rhetoric, stressing his own humble roots and arguing that the economy had failed to deliver for many member of the working class. Late in the race, the Southerner played the good-old-boy card, repeatedly observing that outsiders should not give South Carolinians advice on whether or not to officially display the Confederate battle flag.</w:t>
+        <w:t>For the last year, the couple has opened their home to Adayna Gonzalez Commodore and her husband, Travis Commodore, of Indian Land, S.C., 30 minutes south of Charlotte, N.C. Their daughter, Elsie, 2, has lived her entire life in Children's Hospital of Philadelphia except for two weeks, battling a rare lymphatic disorder. Another daughter, Nila, 8, lives at home during the school year, and in the nine-bedroom Bala house during the summer.</w:t>
         <w:br/>
-        <w:t>A victory for Mr. McCain would continue a remarkable resurgence for a campaign all but left for dead last summer. Mr. McCain entered the presidential race with the support of much of the nation's GOP establishment, including many of the officials and operatives that helped President Bush defeat him in a bruising campaign eight years ago. He was expected to be the dominant candidate in the GOP race, but his free-spending campaign bled cash and poll rating through the spring and early summer.</w:t>
+        <w:t>"We're very fortunate to have them in our lives," said Page, 66, project director of the Philadelphia History Museum collection evaluation, a cataloging of the shuttered museum's 100,000 artifacts. "These parents are so wonderful."</w:t>
         <w:br/>
-        <w:t>After a cataclysmic staff shakeup in mid-summer, his vow to resurrect his campaign with retail campaigning in New Hampshire was seen by many analysts as a denial of political reality. But it worked, at least in the short term, as he overcame a huge spending imbalance to overtake former Mr. Romney.</w:t>
+        <w:t>Babies in distress move her. After her now 42-year-old daughter, Jody, was born at 26 weeks weighing 1 pound, 10 ounces, Page started a support group of parents of high-risk infants.</w:t>
         <w:br/>
-        <w:t>Mr. Romney could still compete for overall GOP bragging rights after his victory in Nevada's caucuses proved a sequel to his breakthrough in Michigan last Tuesday .</w:t>
+        <w:t>Adayna, who sometimes sits in the glorious, light-filled kitchen to share coffee and confidences with Page and Jim, appreciates Page's empathetic connection.</w:t>
         <w:br/>
-        <w:t>Mr. Romney remains perhaps the best funded of the Republican contenders. But his western triumph, even in a state with more delegates than South Carolina, was eclipsed by the more vigorously contested race here, at least for the moment.</w:t>
+        <w:t>"There's a lot of good in this world," said Adayna, 42, a Wells Fargo bank executive and, at 42, the same age as Jody.</w:t>
         <w:br/>
-        <w:t>Mr. Romney was the only Republican with an extensive field organization in Nevada. With all of the major candidates, with the exception of former New York City Mayor Rudy Giuliani in mix here, this was the more closely watched competition.</w:t>
+        <w:t>"But until you're in trouble, you don't realize how much."</w:t>
         <w:br/>
-        <w:t>The initial expectation for many analysts was that both nominations would be essentially settled after Feb. 5. If instead, however, the GOP race turns into a long slog where every delegate counts, Mr. Romney's Nevada bet may pay off.</w:t>
+        <w:t>Hosts for Hospitals was cofounded by its executive director, Mike Aichenbaum, in 2000 after he faced down leukemia in aNew York hospital for six months while his family ran up $40,000 in hotel bills (in today's dollars).</w:t>
         <w:br/>
-        <w:t>Former Tennessee Sen. Fred Thompson had acknowledged that he needed to do well here to have a realistic chance of contending in the contests to come. His finish was likely to make it difficult for him to continue against a field in which all of the major contenders, except Mr. Giuliani, have posted wins somewhere.</w:t>
+        <w:t>In Philadelphia, more than 500 hosts have lodged around 3,500 patient family members since 2000, saving guests about $12 million, he said.</w:t>
         <w:br/>
-        <w:t>Mr. Thompson spoke to his supporters shortly after the polls closed. He thanked them, but gave little indication of his next step in the campaign.</w:t>
+        <w:t>Always in short supply, hosts must provide a clean bathroom, a comfortable bed, and a "feeling of home," according to the agency website. Guests, who pay around $20 a day to the organization, are responsible for their own food and transportation.</w:t>
         <w:br/>
-        <w:t>Exit polls, conducted for the major television networks and the Associated Press, showed that about a quarter of those who went to the polls here yesterday, were, like Mr. McCain, veterans. More than half described themselves as evangelical Christians, a constituency that was the core of Mr. Huckabee's breakthrough victory in Iowa. A strong plurality of the GOP voters, 40 percent, described the economy as the most important issue facing the country while about a quarter cited illegal immigration as most important.</w:t>
+        <w:t>What fuels Hosts is "kindness," Aichenbaum said, referencing Page's and Jim's essence. "It's incredibly powerful." To explain why people welcome strangers into their lives, Aichenbaum quotes a long-time host: "I get to be the kind of person I want to be."</w:t>
         <w:br/>
-        <w:t>The weather was unseasonably cold throughout the day with rain through much of the state and rare snow in north and west.</w:t>
+        <w:t>Adayna and Travis met-cute on a road trip to President Barack Obama's inauguration in 2009. Travis, 39, born into amiddleclass family in South Carolina, earned a master's degree in public administration, worked in politics, and ran his dad's flooring business. Adayna, raised by her working-class mother in Manhattan, displayed intellectual acumen early and won a scholarship to George W. Bush's alma mater, Phillips Academy in Andover, Mass., regarded as the best private high school in America. She went on to earn an MBA.</w:t>
         <w:br/>
+        <w:t>After Nila, Adayna suffered three miscarriages before giving birth to Elsie on March 28, 2017. Elsie was diagnosed with generalized lymphatic anomaly, in which-the lymphatic system transports a fluid containing white blood cells throughout the body to clear out toxins. In Elsie, the fluid leaks, causing build-up that has to be drained, then replaced, constantly.</w:t>
         <w:br/>
-        <w:t>Notes</w:t>
+        <w:t>Hooked up to machines in a Charlotte hospital after her birth, Elsie crashed and was resuscitated four times in a single night. The doctors had no more wisdom or medicine to dispense, telling the Commodores all that could be done was to "make the child comfortable."</w:t>
         <w:br/>
+        <w:t>"You want me to unplug my baby?" Adayna nearly screamed, before, she said, "really getting hysterical, then giving myself a pep talk in the bathroom mirror, then calling CHOP."</w:t>
         <w:br/>
-        <w:t>Post-Gazette politics editor James O'Toole can be reached at jotoole@post-gazette.com or 412-263-1562.</w:t>
+        <w:t>Adayna interned at the Harvard School of Public Health when she was 16, and can decipher the arcane vernacular of medical journals. She'd read about CHOP doctors working on the condition plaguing Elsie.</w:t>
         <w:br/>
+        <w:t>A team from CHOP flew Elsie from Charlotte to Philadelphia on April 12, 2017: "The cavalry," Travis said. Elsie's been in a hospital bed ever since. She's awake, full of laughter, sometimes grumpy, "loving and adorable," said Page. A doctor told Adayna, "Elsie is thriving on the edge of a cliff." Her prognosis is unclear. But no one's surrendering hope.</w:t>
         <w:br/>
-        <w:t>Graphic</w:t>
+        <w:t>Because the West Philadelphia Ronald McDonald House in which the Commodores first lived allows only one-year stays, Adayna and Travis needed new accommodations last April. Page and Jim offered their hospitality.</w:t>
         <w:br/>
+        <w:t>"The New York City in me asked 'How could anyone open their home to you with no end date in sight? My God, they must want money!' " Page said.</w:t>
         <w:br/>
-        <w:t xml:space="preserve"> </w:t>
+        <w:t>"But they do this out of love. For them, it's important we meld into their lives. At the holidays, they got us monogrammed Christmas stockings and sang carols with us!"</w:t>
         <w:br/>
-        <w:t>PHOTO: Alex Brandon/Associated Press: Republican presidential hopeful former Arkansas Gov. Mike Huckabee and his wife Janet shake hands with voters at a polling place in Columbia, S.C., yesterday.</w:t>
+        <w:t>For the parents of long-sick children, it's as though they've left America for a new country of fear and fatigue. The landscape's a mystery, and no one can control which way the bus goes. "For the first time in my life," Adayna said, "I can't use my intelligence to get what I want. I can only pray God's will is what I want."</w:t>
+        <w:br/>
+        <w:t>Travis agreed: "This is a journey; we're on God's GPS now." During the school year, he and Adayna live 600 miles apart, one of them with Nila in Charlotte, the other with Elsie here. They switch every two to three weeks, flying back and forth, rarely seeing each other for more than 15 minutes in the airport.</w:t>
+        <w:br/>
+        <w:t>"They lose out as a couple," Page said. Still, she and Jim leave the kitchen lights burning for them.</w:t>
+        <w:br/>
+        <w:t>Adayna works 40 or more hours aweek remotely, sometimes conducting online meetings in Elsie's hospital room. When Travis is in Philadelphia, he drives his 2013 Nissan Altima for Uber, making bank for all those Frontier flights.</w:t>
+        <w:br/>
+        <w:t>The stress is insane. "This could break someone," Adayna said. Work helps. So does time on Jim's rowing machine. To cope, Travis talks with Jim and Page, his "Philadelphia parents": "We cry, we laugh, I get wisdom." He'll sometimes watch movies in what Page dubs the downstairs "man cave."</w:t>
+        <w:br/>
+        <w:t>Page said she can handle the strain she has invited into her home:</w:t>
+        <w:br/>
+        <w:t>"It doesn't bog me down to have this family in crisis. It's uplifting. We take on their burden, but don't feel burdened by it."</w:t>
+        <w:br/>
+        <w:t>By now, Nila considers Page and Jim relatives. "They're kind and loving," she said. When she grows up, she promises, she'll be a Philadelphia doctor, maybe with a hot tub like at the Bala house.</w:t>
+        <w:br/>
+        <w:t>She looks forward to school ending, when she and both of her parents can live together, all of them gathered around Page and Jim's huge kitchen island, united in love and support of Elsie.</w:t>
+        <w:br/>
+        <w:t>"It'll be great," Nila said.</w:t>
+        <w:br/>
+        <w:t>To learn more about hosting patient-families, call 484-380-2999 or go to hostsforhospitals.org. alubrano@phillynews.com</w:t>
+        <w:br/>
+        <w:t>215-854-4969 AlfredLubrano</w:t>
       </w:r>
     </w:p>
     <w:sectPr>

--- a/example_articles/states/South Carolina/4.states_South Carolina_Other_publisher.docx
+++ b/example_articles/states/South Carolina/4.states_South Carolina_Other_publisher.docx
@@ -7,7 +7,7 @@
         <w:pStyle w:val="Heading1"/>
       </w:pPr>
       <w:r>
-        <w:t>Making room in their heart; Bala family opens home to Carolina couple whose child is being treated at CHOP.</w:t>
+        <w:t>HUCKABEE, MCCAIN IN CLOSE BATTLE IN FIRST GOP TEST IN SOUTH</w:t>
       </w:r>
     </w:p>
     <w:p>
@@ -17,22 +17,22 @@
     </w:p>
     <w:p>
       <w:r>
-        <w:t>Date: 2019-04-07</w:t>
+        <w:t>Date: 2008-01-20</w:t>
       </w:r>
     </w:p>
     <w:p>
       <w:r>
-        <w:t>Section: THE UP SIDE; Pg. U1</w:t>
+        <w:t>Section: NATIONAL; THE ROAD TO THE WHITE HOUSE \ SOUTH CAROLINA; Pg. A-1</w:t>
       </w:r>
     </w:p>
     <w:p>
       <w:r>
-        <w:t>Source file: Other publishers/Files (500) (11).DOCX</w:t>
+        <w:t>Source file: Other publishers/Files (500) (22).DOCX</w:t>
       </w:r>
     </w:p>
     <w:p>
       <w:r>
-        <w:t>Raw locations result, 'locations': ['United States', 'South Carolina']</w:t>
+        <w:t>Raw locations result, 'locations': ['South Carolina']</w:t>
       </w:r>
     </w:p>
     <w:p>
@@ -49,81 +49,55 @@
     </w:p>
     <w:p>
       <w:r>
-        <w:t>ABSTRACT</w:t>
+        <w:t>Sen. John McCain battled to a slim early lead over former Arkansas Gov. Mike Huckabee last night in South Carolina, in a contest that was a crucial prelude to the next stage of the GOP presidential race.</w:t>
         <w:br/>
-        <w:t>Bala family opens home to Carolina couple whose child is being treated at CHOP.</w:t>
+        <w:t>With 36 percent of the vote reported, the former navy pilot had 35 percent. Mr. Huckabee was close behind with 30 percent, while former Sen. Fred Thompson and former Massachusetts Gov. Mitt Romney, the winner in Nevada earlier in the day, were in a tight race for third, each hovering around 15 percent.</w:t>
         <w:br/>
-        <w:t>The kitchen is radiant and welcoming, like the finished product at the end of a TV makeover show, when the contractor asks the homeowners how they like it, and all they can do is sputter: "Awesome!"</w:t>
+        <w:t>Former Gov. David Beasley, a key Huckabee supporter, appeared in his election night headquarters shortly after the polls closed and urged the crowd not to be deterred by the early deficit. The initial returns, he said, were dominated by results from the Low Country, the coastal areas thought to be strength for Mr. McCain.</w:t>
         <w:br/>
-        <w:t>Presiding over the center island, nearly big enough to have its own flag and system of currency, are Page Talbott and Jim Gould, owners of the kitchen and the 7,500-square-foot Bala Cynwyd house around it.</w:t>
+        <w:t>Mr. Beasley said he was confident that Upstate counties, areas with the strongest concentrations of Mr. Huckabee's Evangelical Christian base had yet to be counted and would yet reverse the results.</w:t>
         <w:br/>
-        <w:t>Page and Jim are kind - unconditionally, beyond-mere-decency kind.</w:t>
+        <w:t>A win would allow either of the contenders to claim to be the party's front-runner, yet the winner still couldn't be pretend to dominate a still unpredictable GOP race. The candidates now move on to Florida, which votes Jan. 29 and then to the unprecedented array of primaries competing for attention on Feb. 5.</w:t>
         <w:br/>
-        <w:t>What they do with all that goodwill and that big house is host people from distant places whose loved ones are hospitalized in Philadelphia. For 16 years, they've been part of Hosts For Hospitals, the local nonprofit that matches residents with out-of-town families that are enduring the worst days of their lives.</w:t>
+        <w:t>As in 2000, Mr. McCain came here buoyed by a victory in New Hampshire's gateway primary. In contrast to that contest, however, Mr. McCain was able to campaign with the support of much of the state political establishment. As he barnstormed South Carolina over the last week, Sen. Lindsey Graham and Rep. Bobby Harrell, the speaker of the state House, served as his wingmen.</w:t>
         <w:br/>
-        <w:t>It's not for money; host families aren't paid. Page and Jim, who've raised four children, have hosted 30 families over the years, because ... "Well, it's hard to explain," said Jim, 72, a retired banker. "Any host family will say we get more out of it than the patient family."</w:t>
+        <w:t>In recent weeks Mr. Huckabee had been rebuffed twice in his quest for a sequel to his breakthrough in the Iowa caucuses. That win gave him little momentum in the New Hampshire contest five days later, where he placed third behind Mr. McCain and Mr. Romney. Michigan brought another third place.</w:t>
         <w:br/>
-        <w:t>For the last year, the couple has opened their home to Adayna Gonzalez Commodore and her husband, Travis Commodore, of Indian Land, S.C., 30 minutes south of Charlotte, N.C. Their daughter, Elsie, 2, has lived her entire life in Children's Hospital of Philadelphia except for two weeks, battling a rare lymphatic disorder. Another daughter, Nila, 8, lives at home during the school year, and in the nine-bedroom Bala house during the summer.</w:t>
+        <w:t>Campaigning here, the ordained Baptist minister set himself apart from other GOP contenders with populist rhetoric, stressing his own humble roots and arguing that the economy had failed to deliver for many member of the working class. Late in the race, the Southerner played the good-old-boy card, repeatedly observing that outsiders should not give South Carolinians advice on whether or not to officially display the Confederate battle flag.</w:t>
         <w:br/>
-        <w:t>"We're very fortunate to have them in our lives," said Page, 66, project director of the Philadelphia History Museum collection evaluation, a cataloging of the shuttered museum's 100,000 artifacts. "These parents are so wonderful."</w:t>
+        <w:t>A victory for Mr. McCain would continue a remarkable resurgence for a campaign all but left for dead last summer. Mr. McCain entered the presidential race with the support of much of the nation's GOP establishment, including many of the officials and operatives that helped President Bush defeat him in a bruising campaign eight years ago. He was expected to be the dominant candidate in the GOP race, but his free-spending campaign bled cash and poll rating through the spring and early summer.</w:t>
         <w:br/>
-        <w:t>Babies in distress move her. After her now 42-year-old daughter, Jody, was born at 26 weeks weighing 1 pound, 10 ounces, Page started a support group of parents of high-risk infants.</w:t>
+        <w:t>After a cataclysmic staff shakeup in mid-summer, his vow to resurrect his campaign with retail campaigning in New Hampshire was seen by many analysts as a denial of political reality. But it worked, at least in the short term, as he overcame a huge spending imbalance to overtake former Mr. Romney.</w:t>
         <w:br/>
-        <w:t>Adayna, who sometimes sits in the glorious, light-filled kitchen to share coffee and confidences with Page and Jim, appreciates Page's empathetic connection.</w:t>
+        <w:t>Mr. Romney could still compete for overall GOP bragging rights after his victory in Nevada's caucuses proved a sequel to his breakthrough in Michigan last Tuesday .</w:t>
         <w:br/>
-        <w:t>"There's a lot of good in this world," said Adayna, 42, a Wells Fargo bank executive and, at 42, the same age as Jody.</w:t>
+        <w:t>Mr. Romney remains perhaps the best funded of the Republican contenders. But his western triumph, even in a state with more delegates than South Carolina, was eclipsed by the more vigorously contested race here, at least for the moment.</w:t>
         <w:br/>
-        <w:t>"But until you're in trouble, you don't realize how much."</w:t>
+        <w:t>Mr. Romney was the only Republican with an extensive field organization in Nevada. With all of the major candidates, with the exception of former New York City Mayor Rudy Giuliani in mix here, this was the more closely watched competition.</w:t>
         <w:br/>
-        <w:t>Hosts for Hospitals was cofounded by its executive director, Mike Aichenbaum, in 2000 after he faced down leukemia in aNew York hospital for six months while his family ran up $40,000 in hotel bills (in today's dollars).</w:t>
+        <w:t>The initial expectation for many analysts was that both nominations would be essentially settled after Feb. 5. If instead, however, the GOP race turns into a long slog where every delegate counts, Mr. Romney's Nevada bet may pay off.</w:t>
         <w:br/>
-        <w:t>In Philadelphia, more than 500 hosts have lodged around 3,500 patient family members since 2000, saving guests about $12 million, he said.</w:t>
+        <w:t>Former Tennessee Sen. Fred Thompson had acknowledged that he needed to do well here to have a realistic chance of contending in the contests to come. His finish was likely to make it difficult for him to continue against a field in which all of the major contenders, except Mr. Giuliani, have posted wins somewhere.</w:t>
         <w:br/>
-        <w:t>Always in short supply, hosts must provide a clean bathroom, a comfortable bed, and a "feeling of home," according to the agency website. Guests, who pay around $20 a day to the organization, are responsible for their own food and transportation.</w:t>
+        <w:t>Mr. Thompson spoke to his supporters shortly after the polls closed. He thanked them, but gave little indication of his next step in the campaign.</w:t>
         <w:br/>
-        <w:t>What fuels Hosts is "kindness," Aichenbaum said, referencing Page's and Jim's essence. "It's incredibly powerful." To explain why people welcome strangers into their lives, Aichenbaum quotes a long-time host: "I get to be the kind of person I want to be."</w:t>
+        <w:t>Exit polls, conducted for the major television networks and the Associated Press, showed that about a quarter of those who went to the polls here yesterday, were, like Mr. McCain, veterans. More than half described themselves as evangelical Christians, a constituency that was the core of Mr. Huckabee's breakthrough victory in Iowa. A strong plurality of the GOP voters, 40 percent, described the economy as the most important issue facing the country while about a quarter cited illegal immigration as most important.</w:t>
         <w:br/>
-        <w:t>Adayna and Travis met-cute on a road trip to President Barack Obama's inauguration in 2009. Travis, 39, born into amiddleclass family in South Carolina, earned a master's degree in public administration, worked in politics, and ran his dad's flooring business. Adayna, raised by her working-class mother in Manhattan, displayed intellectual acumen early and won a scholarship to George W. Bush's alma mater, Phillips Academy in Andover, Mass., regarded as the best private high school in America. She went on to earn an MBA.</w:t>
+        <w:t>The weather was unseasonably cold throughout the day with rain through much of the state and rare snow in north and west.</w:t>
         <w:br/>
-        <w:t>After Nila, Adayna suffered three miscarriages before giving birth to Elsie on March 28, 2017. Elsie was diagnosed with generalized lymphatic anomaly, in which-the lymphatic system transports a fluid containing white blood cells throughout the body to clear out toxins. In Elsie, the fluid leaks, causing build-up that has to be drained, then replaced, constantly.</w:t>
         <w:br/>
-        <w:t>Hooked up to machines in a Charlotte hospital after her birth, Elsie crashed and was resuscitated four times in a single night. The doctors had no more wisdom or medicine to dispense, telling the Commodores all that could be done was to "make the child comfortable."</w:t>
+        <w:t>Notes</w:t>
         <w:br/>
-        <w:t>"You want me to unplug my baby?" Adayna nearly screamed, before, she said, "really getting hysterical, then giving myself a pep talk in the bathroom mirror, then calling CHOP."</w:t>
         <w:br/>
-        <w:t>Adayna interned at the Harvard School of Public Health when she was 16, and can decipher the arcane vernacular of medical journals. She'd read about CHOP doctors working on the condition plaguing Elsie.</w:t>
+        <w:t>Post-Gazette politics editor James O'Toole can be reached at jotoole@post-gazette.com or 412-263-1562.</w:t>
         <w:br/>
-        <w:t>A team from CHOP flew Elsie from Charlotte to Philadelphia on April 12, 2017: "The cavalry," Travis said. Elsie's been in a hospital bed ever since. She's awake, full of laughter, sometimes grumpy, "loving and adorable," said Page. A doctor told Adayna, "Elsie is thriving on the edge of a cliff." Her prognosis is unclear. But no one's surrendering hope.</w:t>
         <w:br/>
-        <w:t>Because the West Philadelphia Ronald McDonald House in which the Commodores first lived allows only one-year stays, Adayna and Travis needed new accommodations last April. Page and Jim offered their hospitality.</w:t>
+        <w:t>Graphic</w:t>
         <w:br/>
-        <w:t>"The New York City in me asked 'How could anyone open their home to you with no end date in sight? My God, they must want money!' " Page said.</w:t>
         <w:br/>
-        <w:t>"But they do this out of love. For them, it's important we meld into their lives. At the holidays, they got us monogrammed Christmas stockings and sang carols with us!"</w:t>
+        <w:t xml:space="preserve"> </w:t>
         <w:br/>
-        <w:t>For the parents of long-sick children, it's as though they've left America for a new country of fear and fatigue. The landscape's a mystery, and no one can control which way the bus goes. "For the first time in my life," Adayna said, "I can't use my intelligence to get what I want. I can only pray God's will is what I want."</w:t>
-        <w:br/>
-        <w:t>Travis agreed: "This is a journey; we're on God's GPS now." During the school year, he and Adayna live 600 miles apart, one of them with Nila in Charlotte, the other with Elsie here. They switch every two to three weeks, flying back and forth, rarely seeing each other for more than 15 minutes in the airport.</w:t>
-        <w:br/>
-        <w:t>"They lose out as a couple," Page said. Still, she and Jim leave the kitchen lights burning for them.</w:t>
-        <w:br/>
-        <w:t>Adayna works 40 or more hours aweek remotely, sometimes conducting online meetings in Elsie's hospital room. When Travis is in Philadelphia, he drives his 2013 Nissan Altima for Uber, making bank for all those Frontier flights.</w:t>
-        <w:br/>
-        <w:t>The stress is insane. "This could break someone," Adayna said. Work helps. So does time on Jim's rowing machine. To cope, Travis talks with Jim and Page, his "Philadelphia parents": "We cry, we laugh, I get wisdom." He'll sometimes watch movies in what Page dubs the downstairs "man cave."</w:t>
-        <w:br/>
-        <w:t>Page said she can handle the strain she has invited into her home:</w:t>
-        <w:br/>
-        <w:t>"It doesn't bog me down to have this family in crisis. It's uplifting. We take on their burden, but don't feel burdened by it."</w:t>
-        <w:br/>
-        <w:t>By now, Nila considers Page and Jim relatives. "They're kind and loving," she said. When she grows up, she promises, she'll be a Philadelphia doctor, maybe with a hot tub like at the Bala house.</w:t>
-        <w:br/>
-        <w:t>She looks forward to school ending, when she and both of her parents can live together, all of them gathered around Page and Jim's huge kitchen island, united in love and support of Elsie.</w:t>
-        <w:br/>
-        <w:t>"It'll be great," Nila said.</w:t>
-        <w:br/>
-        <w:t>To learn more about hosting patient-families, call 484-380-2999 or go to hostsforhospitals.org. alubrano@phillynews.com</w:t>
-        <w:br/>
-        <w:t>215-854-4969 AlfredLubrano</w:t>
+        <w:t>PHOTO: Alex Brandon/Associated Press: Republican presidential hopeful former Arkansas Gov. Mike Huckabee and his wife Janet shake hands with voters at a polling place in Columbia, S.C., yesterday.</w:t>
       </w:r>
     </w:p>
     <w:sectPr>
